--- a/docs/quarto/index.docx
+++ b/docs/quarto/index.docx
@@ -37246,6 +37246,756 @@
         </w:trPr>
         <w:tc>
           <w:tcPr>
+            <w:tcBorders>
+              <w:top w:val="single" w:space="0" w:color="D3D3D3"/>
+              <w:bottom w:val="single" w:space="0" w:color="D3D3D3"/>
+              <w:start w:val="single" w:space="0" w:color="D3D3D3"/>
+              <w:end w:val="single" w:space="0" w:color="D3D3D3"/>
+            </w:tcBorders>
+          </w:tcPr>
+          <w:p>
+            <w:pPr>
+              <w:spacing w:before="0" w:after="60"/>
+              <w:keepNext/>
+              <w:jc w:val="start"/>
+            </w:pPr>
+            <w:r>
+              <w:rPr>
+                <w:rFonts w:ascii="Calibri" w:hAnsi="Calibri"/>
+                <w:sz w:val="20"/>
+              </w:rPr>
+              <w:t xml:space="default">Oral: Hole in Teeth (Decay)</w:t>
+            </w:r>
+          </w:p>
+        </w:tc>
+        <w:tc>
+          <w:tcPr>
+            <w:tcBorders>
+              <w:top w:val="single" w:space="0" w:color="D3D3D3"/>
+              <w:bottom w:val="single" w:space="0" w:color="D3D3D3"/>
+              <w:start w:val="single" w:space="0" w:color="D3D3D3"/>
+              <w:end w:val="single" w:space="0" w:color="D3D3D3"/>
+            </w:tcBorders>
+          </w:tcPr>
+          <w:p>
+            <w:pPr>
+              <w:spacing w:before="0" w:after="60"/>
+              <w:keepNext/>
+              <w:jc w:val="center"/>
+            </w:pPr>
+            <w:r>
+              <w:rPr>
+                <w:rFonts w:ascii="Calibri" w:hAnsi="Calibri"/>
+                <w:sz w:val="20"/>
+              </w:rPr>
+              <w:t xml:space="default"/>
+            </w:r>
+          </w:p>
+        </w:tc>
+        <w:tc>
+          <w:tcPr>
+            <w:tcBorders>
+              <w:top w:val="single" w:space="0" w:color="D3D3D3"/>
+              <w:bottom w:val="single" w:space="0" w:color="D3D3D3"/>
+              <w:start w:val="single" w:space="0" w:color="D3D3D3"/>
+              <w:end w:val="single" w:space="0" w:color="D3D3D3"/>
+            </w:tcBorders>
+          </w:tcPr>
+          <w:p>
+            <w:pPr>
+              <w:spacing w:before="0" w:after="60"/>
+              <w:keepNext/>
+              <w:jc w:val="center"/>
+            </w:pPr>
+            <w:r>
+              <w:rPr>
+                <w:rFonts w:ascii="Calibri" w:hAnsi="Calibri"/>
+                <w:sz w:val="20"/>
+              </w:rPr>
+              <w:t xml:space="default"/>
+            </w:r>
+          </w:p>
+        </w:tc>
+        <w:tc>
+          <w:tcPr>
+            <w:tcBorders>
+              <w:top w:val="single" w:space="0" w:color="D3D3D3"/>
+              <w:bottom w:val="single" w:space="0" w:color="D3D3D3"/>
+              <w:start w:val="single" w:space="0" w:color="D3D3D3"/>
+              <w:end w:val="single" w:space="0" w:color="D3D3D3"/>
+            </w:tcBorders>
+          </w:tcPr>
+          <w:p>
+            <w:pPr>
+              <w:spacing w:before="0" w:after="60"/>
+              <w:keepNext/>
+              <w:jc w:val="center"/>
+            </w:pPr>
+            <w:r>
+              <w:rPr>
+                <w:rFonts w:ascii="Calibri" w:hAnsi="Calibri"/>
+                <w:sz w:val="20"/>
+              </w:rPr>
+              <w:t xml:space="default"/>
+            </w:r>
+          </w:p>
+        </w:tc>
+        <w:tc>
+          <w:tcPr>
+            <w:tcBorders>
+              <w:top w:val="single" w:space="0" w:color="D3D3D3"/>
+              <w:bottom w:val="single" w:space="0" w:color="D3D3D3"/>
+              <w:start w:val="single" w:space="0" w:color="D3D3D3"/>
+              <w:end w:val="single" w:space="0" w:color="D3D3D3"/>
+            </w:tcBorders>
+          </w:tcPr>
+          <w:p>
+            <w:pPr>
+              <w:spacing w:before="0" w:after="60"/>
+              <w:keepNext/>
+              <w:jc w:val="center"/>
+            </w:pPr>
+            <w:r>
+              <w:rPr>
+                <w:rFonts w:ascii="Calibri" w:hAnsi="Calibri"/>
+                <w:sz w:val="20"/>
+              </w:rPr>
+              <w:t xml:space="default">&lt;0.001</w:t>
+            </w:r>
+          </w:p>
+        </w:tc>
+      </w:tr>
+      <w:tr>
+        <w:trPr>
+          <w:cantSplit/>
+        </w:trPr>
+        <w:tc>
+          <w:tcPr>
+            <w:tcBorders>
+              <w:top w:val="single" w:space="0" w:color="D3D3D3"/>
+              <w:bottom w:val="single" w:space="0" w:color="D3D3D3"/>
+              <w:start w:val="single" w:space="0" w:color="D3D3D3"/>
+              <w:end w:val="single" w:space="0" w:color="D3D3D3"/>
+            </w:tcBorders>
+          </w:tcPr>
+          <w:p>
+            <w:pPr>
+              <w:spacing w:before="0" w:after="60"/>
+              <w:keepNext/>
+              <w:jc w:val="start"/>
+            </w:pPr>
+            <w:r>
+              <w:rPr>
+                <w:rFonts w:ascii="Calibri" w:hAnsi="Calibri"/>
+                <w:sz w:val="20"/>
+              </w:rPr>
+              <w:t xml:space="default">    Checked</w:t>
+            </w:r>
+          </w:p>
+        </w:tc>
+        <w:tc>
+          <w:tcPr>
+            <w:tcBorders>
+              <w:top w:val="single" w:space="0" w:color="D3D3D3"/>
+              <w:bottom w:val="single" w:space="0" w:color="D3D3D3"/>
+              <w:start w:val="single" w:space="0" w:color="D3D3D3"/>
+              <w:end w:val="single" w:space="0" w:color="D3D3D3"/>
+            </w:tcBorders>
+          </w:tcPr>
+          <w:p>
+            <w:pPr>
+              <w:spacing w:before="0" w:after="60"/>
+              <w:keepNext/>
+              <w:jc w:val="center"/>
+            </w:pPr>
+            <w:r>
+              <w:rPr>
+                <w:rFonts w:ascii="Calibri" w:hAnsi="Calibri"/>
+                <w:sz w:val="20"/>
+              </w:rPr>
+              <w:t xml:space="default">28 (47%)</w:t>
+            </w:r>
+          </w:p>
+        </w:tc>
+        <w:tc>
+          <w:tcPr>
+            <w:tcBorders>
+              <w:top w:val="single" w:space="0" w:color="D3D3D3"/>
+              <w:bottom w:val="single" w:space="0" w:color="D3D3D3"/>
+              <w:start w:val="single" w:space="0" w:color="D3D3D3"/>
+              <w:end w:val="single" w:space="0" w:color="D3D3D3"/>
+            </w:tcBorders>
+          </w:tcPr>
+          <w:p>
+            <w:pPr>
+              <w:spacing w:before="0" w:after="60"/>
+              <w:keepNext/>
+              <w:jc w:val="center"/>
+            </w:pPr>
+            <w:r>
+              <w:rPr>
+                <w:rFonts w:ascii="Calibri" w:hAnsi="Calibri"/>
+                <w:sz w:val="20"/>
+              </w:rPr>
+              <w:t xml:space="default">205 (28%)</w:t>
+            </w:r>
+          </w:p>
+        </w:tc>
+        <w:tc>
+          <w:tcPr>
+            <w:tcBorders>
+              <w:top w:val="single" w:space="0" w:color="D3D3D3"/>
+              <w:bottom w:val="single" w:space="0" w:color="D3D3D3"/>
+              <w:start w:val="single" w:space="0" w:color="D3D3D3"/>
+              <w:end w:val="single" w:space="0" w:color="D3D3D3"/>
+            </w:tcBorders>
+          </w:tcPr>
+          <w:p>
+            <w:pPr>
+              <w:spacing w:before="0" w:after="60"/>
+              <w:keepNext/>
+              <w:jc w:val="center"/>
+            </w:pPr>
+            <w:r>
+              <w:rPr>
+                <w:rFonts w:ascii="Calibri" w:hAnsi="Calibri"/>
+                <w:sz w:val="20"/>
+              </w:rPr>
+              <w:t xml:space="default">254 (23%)</w:t>
+            </w:r>
+          </w:p>
+        </w:tc>
+        <w:tc>
+          <w:tcPr>
+            <w:tcBorders>
+              <w:top w:val="single" w:space="0" w:color="D3D3D3"/>
+              <w:bottom w:val="single" w:space="0" w:color="D3D3D3"/>
+              <w:start w:val="single" w:space="0" w:color="D3D3D3"/>
+              <w:end w:val="single" w:space="0" w:color="D3D3D3"/>
+            </w:tcBorders>
+          </w:tcPr>
+          <w:p>
+            <w:pPr>
+              <w:spacing w:before="0" w:after="60"/>
+              <w:keepNext/>
+              <w:jc w:val="center"/>
+            </w:pPr>
+            <w:r>
+              <w:rPr>
+                <w:rFonts w:ascii="Calibri" w:hAnsi="Calibri"/>
+                <w:sz w:val="20"/>
+              </w:rPr>
+              <w:t xml:space="default"/>
+            </w:r>
+          </w:p>
+        </w:tc>
+      </w:tr>
+      <w:tr>
+        <w:trPr>
+          <w:cantSplit/>
+        </w:trPr>
+        <w:tc>
+          <w:tcPr>
+            <w:tcBorders>
+              <w:top w:val="single" w:space="0" w:color="D3D3D3"/>
+              <w:bottom w:val="single" w:space="0" w:color="D3D3D3"/>
+              <w:start w:val="single" w:space="0" w:color="D3D3D3"/>
+              <w:end w:val="single" w:space="0" w:color="D3D3D3"/>
+            </w:tcBorders>
+          </w:tcPr>
+          <w:p>
+            <w:pPr>
+              <w:spacing w:before="0" w:after="60"/>
+              <w:keepNext/>
+              <w:jc w:val="start"/>
+            </w:pPr>
+            <w:r>
+              <w:rPr>
+                <w:rFonts w:ascii="Calibri" w:hAnsi="Calibri"/>
+                <w:sz w:val="20"/>
+              </w:rPr>
+              <w:t xml:space="default">    Unchecked</w:t>
+            </w:r>
+          </w:p>
+        </w:tc>
+        <w:tc>
+          <w:tcPr>
+            <w:tcBorders>
+              <w:top w:val="single" w:space="0" w:color="D3D3D3"/>
+              <w:bottom w:val="single" w:space="0" w:color="D3D3D3"/>
+              <w:start w:val="single" w:space="0" w:color="D3D3D3"/>
+              <w:end w:val="single" w:space="0" w:color="D3D3D3"/>
+            </w:tcBorders>
+          </w:tcPr>
+          <w:p>
+            <w:pPr>
+              <w:spacing w:before="0" w:after="60"/>
+              <w:keepNext/>
+              <w:jc w:val="center"/>
+            </w:pPr>
+            <w:r>
+              <w:rPr>
+                <w:rFonts w:ascii="Calibri" w:hAnsi="Calibri"/>
+                <w:sz w:val="20"/>
+              </w:rPr>
+              <w:t xml:space="default">32 (53%)</w:t>
+            </w:r>
+          </w:p>
+        </w:tc>
+        <w:tc>
+          <w:tcPr>
+            <w:tcBorders>
+              <w:top w:val="single" w:space="0" w:color="D3D3D3"/>
+              <w:bottom w:val="single" w:space="0" w:color="D3D3D3"/>
+              <w:start w:val="single" w:space="0" w:color="D3D3D3"/>
+              <w:end w:val="single" w:space="0" w:color="D3D3D3"/>
+            </w:tcBorders>
+          </w:tcPr>
+          <w:p>
+            <w:pPr>
+              <w:spacing w:before="0" w:after="60"/>
+              <w:keepNext/>
+              <w:jc w:val="center"/>
+            </w:pPr>
+            <w:r>
+              <w:rPr>
+                <w:rFonts w:ascii="Calibri" w:hAnsi="Calibri"/>
+                <w:sz w:val="20"/>
+              </w:rPr>
+              <w:t xml:space="default">530 (72%)</w:t>
+            </w:r>
+          </w:p>
+        </w:tc>
+        <w:tc>
+          <w:tcPr>
+            <w:tcBorders>
+              <w:top w:val="single" w:space="0" w:color="D3D3D3"/>
+              <w:bottom w:val="single" w:space="0" w:color="D3D3D3"/>
+              <w:start w:val="single" w:space="0" w:color="D3D3D3"/>
+              <w:end w:val="single" w:space="0" w:color="D3D3D3"/>
+            </w:tcBorders>
+          </w:tcPr>
+          <w:p>
+            <w:pPr>
+              <w:spacing w:before="0" w:after="60"/>
+              <w:keepNext/>
+              <w:jc w:val="center"/>
+            </w:pPr>
+            <w:r>
+              <w:rPr>
+                <w:rFonts w:ascii="Calibri" w:hAnsi="Calibri"/>
+                <w:sz w:val="20"/>
+              </w:rPr>
+              <w:t xml:space="default">852 (77%)</w:t>
+            </w:r>
+          </w:p>
+        </w:tc>
+        <w:tc>
+          <w:tcPr>
+            <w:tcBorders>
+              <w:top w:val="single" w:space="0" w:color="D3D3D3"/>
+              <w:bottom w:val="single" w:space="0" w:color="D3D3D3"/>
+              <w:start w:val="single" w:space="0" w:color="D3D3D3"/>
+              <w:end w:val="single" w:space="0" w:color="D3D3D3"/>
+            </w:tcBorders>
+          </w:tcPr>
+          <w:p>
+            <w:pPr>
+              <w:spacing w:before="0" w:after="60"/>
+              <w:keepNext/>
+              <w:jc w:val="center"/>
+            </w:pPr>
+            <w:r>
+              <w:rPr>
+                <w:rFonts w:ascii="Calibri" w:hAnsi="Calibri"/>
+                <w:sz w:val="20"/>
+              </w:rPr>
+              <w:t xml:space="default"/>
+            </w:r>
+          </w:p>
+        </w:tc>
+      </w:tr>
+      <w:tr>
+        <w:trPr>
+          <w:cantSplit/>
+        </w:trPr>
+        <w:tc>
+          <w:tcPr>
+            <w:tcBorders>
+              <w:top w:val="single" w:space="0" w:color="D3D3D3"/>
+              <w:bottom w:val="single" w:space="0" w:color="D3D3D3"/>
+              <w:start w:val="single" w:space="0" w:color="D3D3D3"/>
+              <w:end w:val="single" w:space="0" w:color="D3D3D3"/>
+            </w:tcBorders>
+          </w:tcPr>
+          <w:p>
+            <w:pPr>
+              <w:spacing w:before="0" w:after="60"/>
+              <w:keepNext/>
+              <w:jc w:val="start"/>
+            </w:pPr>
+            <w:r>
+              <w:rPr>
+                <w:rFonts w:ascii="Calibri" w:hAnsi="Calibri"/>
+                <w:sz w:val="20"/>
+              </w:rPr>
+              <w:t xml:space="default">Oral: Dental Caries (Decay)</w:t>
+            </w:r>
+          </w:p>
+        </w:tc>
+        <w:tc>
+          <w:tcPr>
+            <w:tcBorders>
+              <w:top w:val="single" w:space="0" w:color="D3D3D3"/>
+              <w:bottom w:val="single" w:space="0" w:color="D3D3D3"/>
+              <w:start w:val="single" w:space="0" w:color="D3D3D3"/>
+              <w:end w:val="single" w:space="0" w:color="D3D3D3"/>
+            </w:tcBorders>
+          </w:tcPr>
+          <w:p>
+            <w:pPr>
+              <w:spacing w:before="0" w:after="60"/>
+              <w:keepNext/>
+              <w:jc w:val="center"/>
+            </w:pPr>
+            <w:r>
+              <w:rPr>
+                <w:rFonts w:ascii="Calibri" w:hAnsi="Calibri"/>
+                <w:sz w:val="20"/>
+              </w:rPr>
+              <w:t xml:space="default"/>
+            </w:r>
+          </w:p>
+        </w:tc>
+        <w:tc>
+          <w:tcPr>
+            <w:tcBorders>
+              <w:top w:val="single" w:space="0" w:color="D3D3D3"/>
+              <w:bottom w:val="single" w:space="0" w:color="D3D3D3"/>
+              <w:start w:val="single" w:space="0" w:color="D3D3D3"/>
+              <w:end w:val="single" w:space="0" w:color="D3D3D3"/>
+            </w:tcBorders>
+          </w:tcPr>
+          <w:p>
+            <w:pPr>
+              <w:spacing w:before="0" w:after="60"/>
+              <w:keepNext/>
+              <w:jc w:val="center"/>
+            </w:pPr>
+            <w:r>
+              <w:rPr>
+                <w:rFonts w:ascii="Calibri" w:hAnsi="Calibri"/>
+                <w:sz w:val="20"/>
+              </w:rPr>
+              <w:t xml:space="default"/>
+            </w:r>
+          </w:p>
+        </w:tc>
+        <w:tc>
+          <w:tcPr>
+            <w:tcBorders>
+              <w:top w:val="single" w:space="0" w:color="D3D3D3"/>
+              <w:bottom w:val="single" w:space="0" w:color="D3D3D3"/>
+              <w:start w:val="single" w:space="0" w:color="D3D3D3"/>
+              <w:end w:val="single" w:space="0" w:color="D3D3D3"/>
+            </w:tcBorders>
+          </w:tcPr>
+          <w:p>
+            <w:pPr>
+              <w:spacing w:before="0" w:after="60"/>
+              <w:keepNext/>
+              <w:jc w:val="center"/>
+            </w:pPr>
+            <w:r>
+              <w:rPr>
+                <w:rFonts w:ascii="Calibri" w:hAnsi="Calibri"/>
+                <w:sz w:val="20"/>
+              </w:rPr>
+              <w:t xml:space="default"/>
+            </w:r>
+          </w:p>
+        </w:tc>
+        <w:tc>
+          <w:tcPr>
+            <w:tcBorders>
+              <w:top w:val="single" w:space="0" w:color="D3D3D3"/>
+              <w:bottom w:val="single" w:space="0" w:color="D3D3D3"/>
+              <w:start w:val="single" w:space="0" w:color="D3D3D3"/>
+              <w:end w:val="single" w:space="0" w:color="D3D3D3"/>
+            </w:tcBorders>
+          </w:tcPr>
+          <w:p>
+            <w:pPr>
+              <w:spacing w:before="0" w:after="60"/>
+              <w:keepNext/>
+              <w:jc w:val="center"/>
+            </w:pPr>
+            <w:r>
+              <w:rPr>
+                <w:rFonts w:ascii="Calibri" w:hAnsi="Calibri"/>
+                <w:sz w:val="20"/>
+              </w:rPr>
+              <w:t xml:space="default">&lt;0.001</w:t>
+            </w:r>
+          </w:p>
+        </w:tc>
+      </w:tr>
+      <w:tr>
+        <w:trPr>
+          <w:cantSplit/>
+        </w:trPr>
+        <w:tc>
+          <w:tcPr>
+            <w:tcBorders>
+              <w:top w:val="single" w:space="0" w:color="D3D3D3"/>
+              <w:bottom w:val="single" w:space="0" w:color="D3D3D3"/>
+              <w:start w:val="single" w:space="0" w:color="D3D3D3"/>
+              <w:end w:val="single" w:space="0" w:color="D3D3D3"/>
+            </w:tcBorders>
+          </w:tcPr>
+          <w:p>
+            <w:pPr>
+              <w:spacing w:before="0" w:after="60"/>
+              <w:keepNext/>
+              <w:jc w:val="start"/>
+            </w:pPr>
+            <w:r>
+              <w:rPr>
+                <w:rFonts w:ascii="Calibri" w:hAnsi="Calibri"/>
+                <w:sz w:val="20"/>
+              </w:rPr>
+              <w:t xml:space="default">    Checked</w:t>
+            </w:r>
+          </w:p>
+        </w:tc>
+        <w:tc>
+          <w:tcPr>
+            <w:tcBorders>
+              <w:top w:val="single" w:space="0" w:color="D3D3D3"/>
+              <w:bottom w:val="single" w:space="0" w:color="D3D3D3"/>
+              <w:start w:val="single" w:space="0" w:color="D3D3D3"/>
+              <w:end w:val="single" w:space="0" w:color="D3D3D3"/>
+            </w:tcBorders>
+          </w:tcPr>
+          <w:p>
+            <w:pPr>
+              <w:spacing w:before="0" w:after="60"/>
+              <w:keepNext/>
+              <w:jc w:val="center"/>
+            </w:pPr>
+            <w:r>
+              <w:rPr>
+                <w:rFonts w:ascii="Calibri" w:hAnsi="Calibri"/>
+                <w:sz w:val="20"/>
+              </w:rPr>
+              <w:t xml:space="default">25 (42%)</w:t>
+            </w:r>
+          </w:p>
+        </w:tc>
+        <w:tc>
+          <w:tcPr>
+            <w:tcBorders>
+              <w:top w:val="single" w:space="0" w:color="D3D3D3"/>
+              <w:bottom w:val="single" w:space="0" w:color="D3D3D3"/>
+              <w:start w:val="single" w:space="0" w:color="D3D3D3"/>
+              <w:end w:val="single" w:space="0" w:color="D3D3D3"/>
+            </w:tcBorders>
+          </w:tcPr>
+          <w:p>
+            <w:pPr>
+              <w:spacing w:before="0" w:after="60"/>
+              <w:keepNext/>
+              <w:jc w:val="center"/>
+            </w:pPr>
+            <w:r>
+              <w:rPr>
+                <w:rFonts w:ascii="Calibri" w:hAnsi="Calibri"/>
+                <w:sz w:val="20"/>
+              </w:rPr>
+              <w:t xml:space="default">340 (46%)</w:t>
+            </w:r>
+          </w:p>
+        </w:tc>
+        <w:tc>
+          <w:tcPr>
+            <w:tcBorders>
+              <w:top w:val="single" w:space="0" w:color="D3D3D3"/>
+              <w:bottom w:val="single" w:space="0" w:color="D3D3D3"/>
+              <w:start w:val="single" w:space="0" w:color="D3D3D3"/>
+              <w:end w:val="single" w:space="0" w:color="D3D3D3"/>
+            </w:tcBorders>
+          </w:tcPr>
+          <w:p>
+            <w:pPr>
+              <w:spacing w:before="0" w:after="60"/>
+              <w:keepNext/>
+              <w:jc w:val="center"/>
+            </w:pPr>
+            <w:r>
+              <w:rPr>
+                <w:rFonts w:ascii="Calibri" w:hAnsi="Calibri"/>
+                <w:sz w:val="20"/>
+              </w:rPr>
+              <w:t xml:space="default">309 (28%)</w:t>
+            </w:r>
+          </w:p>
+        </w:tc>
+        <w:tc>
+          <w:tcPr>
+            <w:tcBorders>
+              <w:top w:val="single" w:space="0" w:color="D3D3D3"/>
+              <w:bottom w:val="single" w:space="0" w:color="D3D3D3"/>
+              <w:start w:val="single" w:space="0" w:color="D3D3D3"/>
+              <w:end w:val="single" w:space="0" w:color="D3D3D3"/>
+            </w:tcBorders>
+          </w:tcPr>
+          <w:p>
+            <w:pPr>
+              <w:spacing w:before="0" w:after="60"/>
+              <w:keepNext/>
+              <w:jc w:val="center"/>
+            </w:pPr>
+            <w:r>
+              <w:rPr>
+                <w:rFonts w:ascii="Calibri" w:hAnsi="Calibri"/>
+                <w:sz w:val="20"/>
+              </w:rPr>
+              <w:t xml:space="default"/>
+            </w:r>
+          </w:p>
+        </w:tc>
+      </w:tr>
+      <w:tr>
+        <w:trPr>
+          <w:cantSplit/>
+        </w:trPr>
+        <w:tc>
+          <w:tcPr>
+            <w:tcBorders>
+              <w:top w:val="single" w:space="0" w:color="D3D3D3"/>
+              <w:bottom w:val="single" w:space="0" w:color="D3D3D3"/>
+              <w:start w:val="single" w:space="0" w:color="D3D3D3"/>
+              <w:end w:val="single" w:space="0" w:color="D3D3D3"/>
+            </w:tcBorders>
+          </w:tcPr>
+          <w:p>
+            <w:pPr>
+              <w:spacing w:before="0" w:after="60"/>
+              <w:keepNext/>
+              <w:jc w:val="start"/>
+            </w:pPr>
+            <w:r>
+              <w:rPr>
+                <w:rFonts w:ascii="Calibri" w:hAnsi="Calibri"/>
+                <w:sz w:val="20"/>
+              </w:rPr>
+              <w:t xml:space="default">    Unchecked</w:t>
+            </w:r>
+          </w:p>
+        </w:tc>
+        <w:tc>
+          <w:tcPr>
+            <w:tcBorders>
+              <w:top w:val="single" w:space="0" w:color="D3D3D3"/>
+              <w:bottom w:val="single" w:space="0" w:color="D3D3D3"/>
+              <w:start w:val="single" w:space="0" w:color="D3D3D3"/>
+              <w:end w:val="single" w:space="0" w:color="D3D3D3"/>
+            </w:tcBorders>
+          </w:tcPr>
+          <w:p>
+            <w:pPr>
+              <w:spacing w:before="0" w:after="60"/>
+              <w:keepNext/>
+              <w:jc w:val="center"/>
+            </w:pPr>
+            <w:r>
+              <w:rPr>
+                <w:rFonts w:ascii="Calibri" w:hAnsi="Calibri"/>
+                <w:sz w:val="20"/>
+              </w:rPr>
+              <w:t xml:space="default">35 (58%)</w:t>
+            </w:r>
+          </w:p>
+        </w:tc>
+        <w:tc>
+          <w:tcPr>
+            <w:tcBorders>
+              <w:top w:val="single" w:space="0" w:color="D3D3D3"/>
+              <w:bottom w:val="single" w:space="0" w:color="D3D3D3"/>
+              <w:start w:val="single" w:space="0" w:color="D3D3D3"/>
+              <w:end w:val="single" w:space="0" w:color="D3D3D3"/>
+            </w:tcBorders>
+          </w:tcPr>
+          <w:p>
+            <w:pPr>
+              <w:spacing w:before="0" w:after="60"/>
+              <w:keepNext/>
+              <w:jc w:val="center"/>
+            </w:pPr>
+            <w:r>
+              <w:rPr>
+                <w:rFonts w:ascii="Calibri" w:hAnsi="Calibri"/>
+                <w:sz w:val="20"/>
+              </w:rPr>
+              <w:t xml:space="default">395 (54%)</w:t>
+            </w:r>
+          </w:p>
+        </w:tc>
+        <w:tc>
+          <w:tcPr>
+            <w:tcBorders>
+              <w:top w:val="single" w:space="0" w:color="D3D3D3"/>
+              <w:bottom w:val="single" w:space="0" w:color="D3D3D3"/>
+              <w:start w:val="single" w:space="0" w:color="D3D3D3"/>
+              <w:end w:val="single" w:space="0" w:color="D3D3D3"/>
+            </w:tcBorders>
+          </w:tcPr>
+          <w:p>
+            <w:pPr>
+              <w:spacing w:before="0" w:after="60"/>
+              <w:keepNext/>
+              <w:jc w:val="center"/>
+            </w:pPr>
+            <w:r>
+              <w:rPr>
+                <w:rFonts w:ascii="Calibri" w:hAnsi="Calibri"/>
+                <w:sz w:val="20"/>
+              </w:rPr>
+              <w:t xml:space="default">797 (72%)</w:t>
+            </w:r>
+          </w:p>
+        </w:tc>
+        <w:tc>
+          <w:tcPr>
+            <w:tcBorders>
+              <w:top w:val="single" w:space="0" w:color="D3D3D3"/>
+              <w:bottom w:val="single" w:space="0" w:color="D3D3D3"/>
+              <w:start w:val="single" w:space="0" w:color="D3D3D3"/>
+              <w:end w:val="single" w:space="0" w:color="D3D3D3"/>
+            </w:tcBorders>
+          </w:tcPr>
+          <w:p>
+            <w:pPr>
+              <w:spacing w:before="0" w:after="60"/>
+              <w:keepNext/>
+              <w:jc w:val="center"/>
+            </w:pPr>
+            <w:r>
+              <w:rPr>
+                <w:rFonts w:ascii="Calibri" w:hAnsi="Calibri"/>
+                <w:sz w:val="20"/>
+              </w:rPr>
+              <w:t xml:space="default"/>
+            </w:r>
+          </w:p>
+        </w:tc>
+      </w:tr>
+      <w:tr>
+        <w:trPr>
+          <w:cantSplit/>
+        </w:trPr>
+        <w:tc>
+          <w:tcPr>
             <w:gridSpan w:val="5"/>
           </w:tcPr>
           <w:p>
@@ -37306,6 +38056,815 @@
       </w:tr>
     </w:tbl>
     <w:bookmarkEnd w:id="22"/>
+    <w:bookmarkStart w:id="23" w:name="uti-status-by-age-group-analysis"/>
+    <w:p>
+      <w:pPr>
+        <w:pStyle w:val="Heading2"/>
+      </w:pPr>
+      <w:r>
+        <w:t xml:space="preserve">UTI Status by Age Group Analysis</w:t>
+      </w:r>
+    </w:p>
+    <w:tbl xmlns:w="http://schemas.openxmlformats.org/wordprocessingml/2006/main" xmlns:wp="http://schemas.openxmlformats.org/drawingml/2006/wordprocessingDrawing" xmlns:r="http://schemas.openxmlformats.org/officeDocument/2006/relationships" xmlns:w14="http://schemas.microsoft.com/office/word/2010/wordml">
+      <w:tblPr>
+        <w:tblCellMar>
+          <w:top w:w="0" w:type="dxa"/>
+          <w:bottom w:w="0" w:type="dxa"/>
+          <w:start w:w="60" w:type="dxa"/>
+          <w:end w:w="60" w:type="dxa"/>
+        </w:tblCellMar>
+        <w:tblW w:type="auto" w:w="0"/>
+        <w:tblLook w:firstRow="0" w:lastRow="0" w:firstColumn="0" w:lastColumn="0" w:noHBand="0" w:noVBand="0"/>
+        <w:jc w:val="center"/>
+      </w:tblPr>
+      <w:tr>
+        <w:trPr>
+          <w:cantSplit/>
+          <w:tblHeader/>
+        </w:trPr>
+        <w:tc>
+          <w:tcPr>
+            <w:tcBorders>
+              <w:top w:val="single" w:sz="16" w:space="0" w:color="D3D3D3"/>
+              <w:bottom w:val="single" w:sz="16" w:space="0" w:color="D3D3D3"/>
+              <w:start w:val="single" w:space="0" w:color="D3D3D3"/>
+            </w:tcBorders>
+          </w:tcPr>
+          <w:p>
+            <w:pPr>
+              <w:spacing w:before="0" w:after="60"/>
+              <w:keepNext/>
+              <w:jc w:val="start"/>
+            </w:pPr>
+            <w:r>
+              <w:rPr>
+                <w:b w:val="true"/>
+                <w:rFonts w:ascii="Calibri" w:hAnsi="Calibri"/>
+                <w:sz w:val="20"/>
+              </w:rPr>
+              <w:t xml:space="preserve">Characteristic</w:t>
+            </w:r>
+          </w:p>
+        </w:tc>
+        <w:tc>
+          <w:tcPr>
+            <w:tcBorders>
+              <w:top w:val="single" w:sz="16" w:space="0" w:color="D3D3D3"/>
+              <w:bottom w:val="single" w:sz="16" w:space="0" w:color="D3D3D3"/>
+            </w:tcBorders>
+          </w:tcPr>
+          <w:p>
+            <w:pPr>
+              <w:spacing w:before="0" w:after="60"/>
+              <w:keepNext/>
+              <w:jc w:val="center"/>
+            </w:pPr>
+            <w:r>
+              <w:rPr>
+                <w:b w:val="true"/>
+                <w:rFonts w:ascii="Calibri" w:hAnsi="Calibri"/>
+                <w:sz w:val="20"/>
+              </w:rPr>
+              <w:t xml:space="preserve">3–5</w:t>
+            </w:r>
+            <w:r>
+              <w:rPr>
+                <w:rFonts w:ascii="Calibri" w:hAnsi="Calibri"/>
+                <w:sz w:val="20"/>
+              </w:rPr>
+              <w:t xml:space="preserve"/>
+            </w:r>
+            <w:r xmlns:w="http://schemas.openxmlformats.org/wordprocessingml/2006/main">
+              <w:rPr>
+                <w:rFonts w:ascii="Calibri" w:hAnsi="Calibri"/>
+                <w:sz w:val="20"/>
+              </w:rPr>
+              <w:t xml:space="preserve"> </w:t>
+            </w:r>
+            <w:r>
+              <w:rPr>
+                <w:rFonts w:ascii="Calibri" w:hAnsi="Calibri"/>
+                <w:sz w:val="20"/>
+              </w:rPr>
+              <w:t xml:space="preserve">N = 60</w:t>
+            </w:r>
+            <w:r>
+              <w:rPr>
+                <w:vertAlign w:val="superscript"/>
+                <w:i/>
+                <w:rFonts w:ascii="Calibri" w:hAnsi="Calibri"/>
+                <w:sz w:val="20"/>
+              </w:rPr>
+              <w:t xml:space="default">1</w:t>
+            </w:r>
+          </w:p>
+        </w:tc>
+        <w:tc>
+          <w:tcPr>
+            <w:tcBorders>
+              <w:top w:val="single" w:sz="16" w:space="0" w:color="D3D3D3"/>
+              <w:bottom w:val="single" w:sz="16" w:space="0" w:color="D3D3D3"/>
+            </w:tcBorders>
+          </w:tcPr>
+          <w:p>
+            <w:pPr>
+              <w:spacing w:before="0" w:after="60"/>
+              <w:keepNext/>
+              <w:jc w:val="center"/>
+            </w:pPr>
+            <w:r>
+              <w:rPr>
+                <w:b w:val="true"/>
+                <w:rFonts w:ascii="Calibri" w:hAnsi="Calibri"/>
+                <w:sz w:val="20"/>
+              </w:rPr>
+              <w:t xml:space="preserve">6–11</w:t>
+            </w:r>
+            <w:r>
+              <w:rPr>
+                <w:rFonts w:ascii="Calibri" w:hAnsi="Calibri"/>
+                <w:sz w:val="20"/>
+              </w:rPr>
+              <w:t xml:space="preserve"/>
+            </w:r>
+            <w:r xmlns:w="http://schemas.openxmlformats.org/wordprocessingml/2006/main">
+              <w:rPr>
+                <w:rFonts w:ascii="Calibri" w:hAnsi="Calibri"/>
+                <w:sz w:val="20"/>
+              </w:rPr>
+              <w:t xml:space="preserve"> </w:t>
+            </w:r>
+            <w:r>
+              <w:rPr>
+                <w:rFonts w:ascii="Calibri" w:hAnsi="Calibri"/>
+                <w:sz w:val="20"/>
+              </w:rPr>
+              <w:t xml:space="preserve">N = 735</w:t>
+            </w:r>
+            <w:r>
+              <w:rPr>
+                <w:vertAlign w:val="superscript"/>
+                <w:i/>
+                <w:rFonts w:ascii="Calibri" w:hAnsi="Calibri"/>
+                <w:sz w:val="20"/>
+              </w:rPr>
+              <w:t xml:space="default">1</w:t>
+            </w:r>
+          </w:p>
+        </w:tc>
+        <w:tc>
+          <w:tcPr>
+            <w:tcBorders>
+              <w:top w:val="single" w:sz="16" w:space="0" w:color="D3D3D3"/>
+              <w:bottom w:val="single" w:sz="16" w:space="0" w:color="D3D3D3"/>
+            </w:tcBorders>
+          </w:tcPr>
+          <w:p>
+            <w:pPr>
+              <w:spacing w:before="0" w:after="60"/>
+              <w:keepNext/>
+              <w:jc w:val="center"/>
+            </w:pPr>
+            <w:r>
+              <w:rPr>
+                <w:b w:val="true"/>
+                <w:rFonts w:ascii="Calibri" w:hAnsi="Calibri"/>
+                <w:sz w:val="20"/>
+              </w:rPr>
+              <w:t xml:space="preserve">12–18</w:t>
+            </w:r>
+            <w:r>
+              <w:rPr>
+                <w:rFonts w:ascii="Calibri" w:hAnsi="Calibri"/>
+                <w:sz w:val="20"/>
+              </w:rPr>
+              <w:t xml:space="preserve"/>
+            </w:r>
+            <w:r xmlns:w="http://schemas.openxmlformats.org/wordprocessingml/2006/main">
+              <w:rPr>
+                <w:rFonts w:ascii="Calibri" w:hAnsi="Calibri"/>
+                <w:sz w:val="20"/>
+              </w:rPr>
+              <w:t xml:space="preserve"> </w:t>
+            </w:r>
+            <w:r>
+              <w:rPr>
+                <w:rFonts w:ascii="Calibri" w:hAnsi="Calibri"/>
+                <w:sz w:val="20"/>
+              </w:rPr>
+              <w:t xml:space="preserve">N = 1,106</w:t>
+            </w:r>
+            <w:r>
+              <w:rPr>
+                <w:vertAlign w:val="superscript"/>
+                <w:i/>
+                <w:rFonts w:ascii="Calibri" w:hAnsi="Calibri"/>
+                <w:sz w:val="20"/>
+              </w:rPr>
+              <w:t xml:space="default">1</w:t>
+            </w:r>
+          </w:p>
+        </w:tc>
+        <w:tc>
+          <w:tcPr>
+            <w:tcBorders>
+              <w:top w:val="single" w:sz="16" w:space="0" w:color="D3D3D3"/>
+              <w:bottom w:val="single" w:sz="16" w:space="0" w:color="D3D3D3"/>
+              <w:end w:val="single" w:space="0" w:color="D3D3D3"/>
+            </w:tcBorders>
+          </w:tcPr>
+          <w:p>
+            <w:pPr>
+              <w:spacing w:before="0" w:after="60"/>
+              <w:keepNext/>
+              <w:jc w:val="center"/>
+            </w:pPr>
+            <w:r>
+              <w:rPr>
+                <w:b w:val="true"/>
+                <w:rFonts w:ascii="Calibri" w:hAnsi="Calibri"/>
+                <w:sz w:val="20"/>
+              </w:rPr>
+              <w:t xml:space="preserve">p-value</w:t>
+            </w:r>
+            <w:r>
+              <w:rPr>
+                <w:vertAlign w:val="superscript"/>
+                <w:i/>
+                <w:rFonts w:ascii="Calibri" w:hAnsi="Calibri"/>
+                <w:sz w:val="20"/>
+              </w:rPr>
+              <w:t xml:space="default">2</w:t>
+            </w:r>
+          </w:p>
+        </w:tc>
+      </w:tr>
+      <w:tr>
+        <w:trPr>
+          <w:cantSplit/>
+        </w:trPr>
+        <w:tc>
+          <w:tcPr>
+            <w:tcBorders>
+              <w:top w:val="single" w:space="0" w:color="D3D3D3"/>
+              <w:bottom w:val="single" w:space="0" w:color="D3D3D3"/>
+              <w:start w:val="single" w:space="0" w:color="D3D3D3"/>
+              <w:end w:val="single" w:space="0" w:color="D3D3D3"/>
+            </w:tcBorders>
+          </w:tcPr>
+          <w:p>
+            <w:pPr>
+              <w:spacing w:before="0" w:after="60"/>
+              <w:keepNext/>
+              <w:jc w:val="start"/>
+            </w:pPr>
+            <w:r>
+              <w:rPr>
+                <w:rFonts w:ascii="Calibri" w:hAnsi="Calibri"/>
+                <w:sz w:val="20"/>
+              </w:rPr>
+              <w:t xml:space="default">UTI Status</w:t>
+            </w:r>
+          </w:p>
+        </w:tc>
+        <w:tc>
+          <w:tcPr>
+            <w:tcBorders>
+              <w:top w:val="single" w:space="0" w:color="D3D3D3"/>
+              <w:bottom w:val="single" w:space="0" w:color="D3D3D3"/>
+              <w:start w:val="single" w:space="0" w:color="D3D3D3"/>
+              <w:end w:val="single" w:space="0" w:color="D3D3D3"/>
+            </w:tcBorders>
+          </w:tcPr>
+          <w:p>
+            <w:pPr>
+              <w:spacing w:before="0" w:after="60"/>
+              <w:keepNext/>
+              <w:jc w:val="center"/>
+            </w:pPr>
+            <w:r>
+              <w:rPr>
+                <w:rFonts w:ascii="Calibri" w:hAnsi="Calibri"/>
+                <w:sz w:val="20"/>
+              </w:rPr>
+              <w:t xml:space="default"/>
+            </w:r>
+          </w:p>
+        </w:tc>
+        <w:tc>
+          <w:tcPr>
+            <w:tcBorders>
+              <w:top w:val="single" w:space="0" w:color="D3D3D3"/>
+              <w:bottom w:val="single" w:space="0" w:color="D3D3D3"/>
+              <w:start w:val="single" w:space="0" w:color="D3D3D3"/>
+              <w:end w:val="single" w:space="0" w:color="D3D3D3"/>
+            </w:tcBorders>
+          </w:tcPr>
+          <w:p>
+            <w:pPr>
+              <w:spacing w:before="0" w:after="60"/>
+              <w:keepNext/>
+              <w:jc w:val="center"/>
+            </w:pPr>
+            <w:r>
+              <w:rPr>
+                <w:rFonts w:ascii="Calibri" w:hAnsi="Calibri"/>
+                <w:sz w:val="20"/>
+              </w:rPr>
+              <w:t xml:space="default"/>
+            </w:r>
+          </w:p>
+        </w:tc>
+        <w:tc>
+          <w:tcPr>
+            <w:tcBorders>
+              <w:top w:val="single" w:space="0" w:color="D3D3D3"/>
+              <w:bottom w:val="single" w:space="0" w:color="D3D3D3"/>
+              <w:start w:val="single" w:space="0" w:color="D3D3D3"/>
+              <w:end w:val="single" w:space="0" w:color="D3D3D3"/>
+            </w:tcBorders>
+          </w:tcPr>
+          <w:p>
+            <w:pPr>
+              <w:spacing w:before="0" w:after="60"/>
+              <w:keepNext/>
+              <w:jc w:val="center"/>
+            </w:pPr>
+            <w:r>
+              <w:rPr>
+                <w:rFonts w:ascii="Calibri" w:hAnsi="Calibri"/>
+                <w:sz w:val="20"/>
+              </w:rPr>
+              <w:t xml:space="default"/>
+            </w:r>
+          </w:p>
+        </w:tc>
+        <w:tc>
+          <w:tcPr>
+            <w:tcBorders>
+              <w:top w:val="single" w:space="0" w:color="D3D3D3"/>
+              <w:bottom w:val="single" w:space="0" w:color="D3D3D3"/>
+              <w:start w:val="single" w:space="0" w:color="D3D3D3"/>
+              <w:end w:val="single" w:space="0" w:color="D3D3D3"/>
+            </w:tcBorders>
+          </w:tcPr>
+          <w:p>
+            <w:pPr>
+              <w:spacing w:before="0" w:after="60"/>
+              <w:keepNext/>
+              <w:jc w:val="center"/>
+            </w:pPr>
+            <w:r>
+              <w:rPr>
+                <w:rFonts w:ascii="Calibri" w:hAnsi="Calibri"/>
+                <w:sz w:val="20"/>
+              </w:rPr>
+              <w:t xml:space="default">&lt;0.001</w:t>
+            </w:r>
+          </w:p>
+        </w:tc>
+      </w:tr>
+      <w:tr>
+        <w:trPr>
+          <w:cantSplit/>
+        </w:trPr>
+        <w:tc>
+          <w:tcPr>
+            <w:tcBorders>
+              <w:top w:val="single" w:space="0" w:color="D3D3D3"/>
+              <w:bottom w:val="single" w:space="0" w:color="D3D3D3"/>
+              <w:start w:val="single" w:space="0" w:color="D3D3D3"/>
+              <w:end w:val="single" w:space="0" w:color="D3D3D3"/>
+            </w:tcBorders>
+          </w:tcPr>
+          <w:p>
+            <w:pPr>
+              <w:spacing w:before="0" w:after="60"/>
+              <w:keepNext/>
+              <w:jc w:val="start"/>
+            </w:pPr>
+            <w:r>
+              <w:rPr>
+                <w:rFonts w:ascii="Calibri" w:hAnsi="Calibri"/>
+                <w:sz w:val="20"/>
+              </w:rPr>
+              <w:t xml:space="default">    Don’t Know</w:t>
+            </w:r>
+          </w:p>
+        </w:tc>
+        <w:tc>
+          <w:tcPr>
+            <w:tcBorders>
+              <w:top w:val="single" w:space="0" w:color="D3D3D3"/>
+              <w:bottom w:val="single" w:space="0" w:color="D3D3D3"/>
+              <w:start w:val="single" w:space="0" w:color="D3D3D3"/>
+              <w:end w:val="single" w:space="0" w:color="D3D3D3"/>
+            </w:tcBorders>
+          </w:tcPr>
+          <w:p>
+            <w:pPr>
+              <w:spacing w:before="0" w:after="60"/>
+              <w:keepNext/>
+              <w:jc w:val="center"/>
+            </w:pPr>
+            <w:r>
+              <w:rPr>
+                <w:rFonts w:ascii="Calibri" w:hAnsi="Calibri"/>
+                <w:sz w:val="20"/>
+              </w:rPr>
+              <w:t xml:space="default">7 (12%)</w:t>
+            </w:r>
+          </w:p>
+        </w:tc>
+        <w:tc>
+          <w:tcPr>
+            <w:tcBorders>
+              <w:top w:val="single" w:space="0" w:color="D3D3D3"/>
+              <w:bottom w:val="single" w:space="0" w:color="D3D3D3"/>
+              <w:start w:val="single" w:space="0" w:color="D3D3D3"/>
+              <w:end w:val="single" w:space="0" w:color="D3D3D3"/>
+            </w:tcBorders>
+          </w:tcPr>
+          <w:p>
+            <w:pPr>
+              <w:spacing w:before="0" w:after="60"/>
+              <w:keepNext/>
+              <w:jc w:val="center"/>
+            </w:pPr>
+            <w:r>
+              <w:rPr>
+                <w:rFonts w:ascii="Calibri" w:hAnsi="Calibri"/>
+                <w:sz w:val="20"/>
+              </w:rPr>
+              <w:t xml:space="default">2 (0.3%)</w:t>
+            </w:r>
+          </w:p>
+        </w:tc>
+        <w:tc>
+          <w:tcPr>
+            <w:tcBorders>
+              <w:top w:val="single" w:space="0" w:color="D3D3D3"/>
+              <w:bottom w:val="single" w:space="0" w:color="D3D3D3"/>
+              <w:start w:val="single" w:space="0" w:color="D3D3D3"/>
+              <w:end w:val="single" w:space="0" w:color="D3D3D3"/>
+            </w:tcBorders>
+          </w:tcPr>
+          <w:p>
+            <w:pPr>
+              <w:spacing w:before="0" w:after="60"/>
+              <w:keepNext/>
+              <w:jc w:val="center"/>
+            </w:pPr>
+            <w:r>
+              <w:rPr>
+                <w:rFonts w:ascii="Calibri" w:hAnsi="Calibri"/>
+                <w:sz w:val="20"/>
+              </w:rPr>
+              <w:t xml:space="default">12 (1.1%)</w:t>
+            </w:r>
+          </w:p>
+        </w:tc>
+        <w:tc>
+          <w:tcPr>
+            <w:tcBorders>
+              <w:top w:val="single" w:space="0" w:color="D3D3D3"/>
+              <w:bottom w:val="single" w:space="0" w:color="D3D3D3"/>
+              <w:start w:val="single" w:space="0" w:color="D3D3D3"/>
+              <w:end w:val="single" w:space="0" w:color="D3D3D3"/>
+            </w:tcBorders>
+          </w:tcPr>
+          <w:p>
+            <w:pPr>
+              <w:spacing w:before="0" w:after="60"/>
+              <w:keepNext/>
+              <w:jc w:val="center"/>
+            </w:pPr>
+            <w:r>
+              <w:rPr>
+                <w:rFonts w:ascii="Calibri" w:hAnsi="Calibri"/>
+                <w:sz w:val="20"/>
+              </w:rPr>
+              <w:t xml:space="default"/>
+            </w:r>
+          </w:p>
+        </w:tc>
+      </w:tr>
+      <w:tr>
+        <w:trPr>
+          <w:cantSplit/>
+        </w:trPr>
+        <w:tc>
+          <w:tcPr>
+            <w:tcBorders>
+              <w:top w:val="single" w:space="0" w:color="D3D3D3"/>
+              <w:bottom w:val="single" w:space="0" w:color="D3D3D3"/>
+              <w:start w:val="single" w:space="0" w:color="D3D3D3"/>
+              <w:end w:val="single" w:space="0" w:color="D3D3D3"/>
+            </w:tcBorders>
+          </w:tcPr>
+          <w:p>
+            <w:pPr>
+              <w:spacing w:before="0" w:after="60"/>
+              <w:keepNext/>
+              <w:jc w:val="start"/>
+            </w:pPr>
+            <w:r>
+              <w:rPr>
+                <w:rFonts w:ascii="Calibri" w:hAnsi="Calibri"/>
+                <w:sz w:val="20"/>
+              </w:rPr>
+              <w:t xml:space="default">    No</w:t>
+            </w:r>
+          </w:p>
+        </w:tc>
+        <w:tc>
+          <w:tcPr>
+            <w:tcBorders>
+              <w:top w:val="single" w:space="0" w:color="D3D3D3"/>
+              <w:bottom w:val="single" w:space="0" w:color="D3D3D3"/>
+              <w:start w:val="single" w:space="0" w:color="D3D3D3"/>
+              <w:end w:val="single" w:space="0" w:color="D3D3D3"/>
+            </w:tcBorders>
+          </w:tcPr>
+          <w:p>
+            <w:pPr>
+              <w:spacing w:before="0" w:after="60"/>
+              <w:keepNext/>
+              <w:jc w:val="center"/>
+            </w:pPr>
+            <w:r>
+              <w:rPr>
+                <w:rFonts w:ascii="Calibri" w:hAnsi="Calibri"/>
+                <w:sz w:val="20"/>
+              </w:rPr>
+              <w:t xml:space="default">51 (85%)</w:t>
+            </w:r>
+          </w:p>
+        </w:tc>
+        <w:tc>
+          <w:tcPr>
+            <w:tcBorders>
+              <w:top w:val="single" w:space="0" w:color="D3D3D3"/>
+              <w:bottom w:val="single" w:space="0" w:color="D3D3D3"/>
+              <w:start w:val="single" w:space="0" w:color="D3D3D3"/>
+              <w:end w:val="single" w:space="0" w:color="D3D3D3"/>
+            </w:tcBorders>
+          </w:tcPr>
+          <w:p>
+            <w:pPr>
+              <w:spacing w:before="0" w:after="60"/>
+              <w:keepNext/>
+              <w:jc w:val="center"/>
+            </w:pPr>
+            <w:r>
+              <w:rPr>
+                <w:rFonts w:ascii="Calibri" w:hAnsi="Calibri"/>
+                <w:sz w:val="20"/>
+              </w:rPr>
+              <w:t xml:space="default">729 (99%)</w:t>
+            </w:r>
+          </w:p>
+        </w:tc>
+        <w:tc>
+          <w:tcPr>
+            <w:tcBorders>
+              <w:top w:val="single" w:space="0" w:color="D3D3D3"/>
+              <w:bottom w:val="single" w:space="0" w:color="D3D3D3"/>
+              <w:start w:val="single" w:space="0" w:color="D3D3D3"/>
+              <w:end w:val="single" w:space="0" w:color="D3D3D3"/>
+            </w:tcBorders>
+          </w:tcPr>
+          <w:p>
+            <w:pPr>
+              <w:spacing w:before="0" w:after="60"/>
+              <w:keepNext/>
+              <w:jc w:val="center"/>
+            </w:pPr>
+            <w:r>
+              <w:rPr>
+                <w:rFonts w:ascii="Calibri" w:hAnsi="Calibri"/>
+                <w:sz w:val="20"/>
+              </w:rPr>
+              <w:t xml:space="default">1,090 (99%)</w:t>
+            </w:r>
+          </w:p>
+        </w:tc>
+        <w:tc>
+          <w:tcPr>
+            <w:tcBorders>
+              <w:top w:val="single" w:space="0" w:color="D3D3D3"/>
+              <w:bottom w:val="single" w:space="0" w:color="D3D3D3"/>
+              <w:start w:val="single" w:space="0" w:color="D3D3D3"/>
+              <w:end w:val="single" w:space="0" w:color="D3D3D3"/>
+            </w:tcBorders>
+          </w:tcPr>
+          <w:p>
+            <w:pPr>
+              <w:spacing w:before="0" w:after="60"/>
+              <w:keepNext/>
+              <w:jc w:val="center"/>
+            </w:pPr>
+            <w:r>
+              <w:rPr>
+                <w:rFonts w:ascii="Calibri" w:hAnsi="Calibri"/>
+                <w:sz w:val="20"/>
+              </w:rPr>
+              <w:t xml:space="default"/>
+            </w:r>
+          </w:p>
+        </w:tc>
+      </w:tr>
+      <w:tr>
+        <w:trPr>
+          <w:cantSplit/>
+        </w:trPr>
+        <w:tc>
+          <w:tcPr>
+            <w:tcBorders>
+              <w:top w:val="single" w:space="0" w:color="D3D3D3"/>
+              <w:bottom w:val="single" w:space="0" w:color="D3D3D3"/>
+              <w:start w:val="single" w:space="0" w:color="D3D3D3"/>
+              <w:end w:val="single" w:space="0" w:color="D3D3D3"/>
+            </w:tcBorders>
+          </w:tcPr>
+          <w:p>
+            <w:pPr>
+              <w:spacing w:before="0" w:after="60"/>
+              <w:keepNext/>
+              <w:jc w:val="start"/>
+            </w:pPr>
+            <w:r>
+              <w:rPr>
+                <w:rFonts w:ascii="Calibri" w:hAnsi="Calibri"/>
+                <w:sz w:val="20"/>
+              </w:rPr>
+              <w:t xml:space="default">    Yes</w:t>
+            </w:r>
+          </w:p>
+        </w:tc>
+        <w:tc>
+          <w:tcPr>
+            <w:tcBorders>
+              <w:top w:val="single" w:space="0" w:color="D3D3D3"/>
+              <w:bottom w:val="single" w:space="0" w:color="D3D3D3"/>
+              <w:start w:val="single" w:space="0" w:color="D3D3D3"/>
+              <w:end w:val="single" w:space="0" w:color="D3D3D3"/>
+            </w:tcBorders>
+          </w:tcPr>
+          <w:p>
+            <w:pPr>
+              <w:spacing w:before="0" w:after="60"/>
+              <w:keepNext/>
+              <w:jc w:val="center"/>
+            </w:pPr>
+            <w:r>
+              <w:rPr>
+                <w:rFonts w:ascii="Calibri" w:hAnsi="Calibri"/>
+                <w:sz w:val="20"/>
+              </w:rPr>
+              <w:t xml:space="default">2 (3.3%)</w:t>
+            </w:r>
+          </w:p>
+        </w:tc>
+        <w:tc>
+          <w:tcPr>
+            <w:tcBorders>
+              <w:top w:val="single" w:space="0" w:color="D3D3D3"/>
+              <w:bottom w:val="single" w:space="0" w:color="D3D3D3"/>
+              <w:start w:val="single" w:space="0" w:color="D3D3D3"/>
+              <w:end w:val="single" w:space="0" w:color="D3D3D3"/>
+            </w:tcBorders>
+          </w:tcPr>
+          <w:p>
+            <w:pPr>
+              <w:spacing w:before="0" w:after="60"/>
+              <w:keepNext/>
+              <w:jc w:val="center"/>
+            </w:pPr>
+            <w:r>
+              <w:rPr>
+                <w:rFonts w:ascii="Calibri" w:hAnsi="Calibri"/>
+                <w:sz w:val="20"/>
+              </w:rPr>
+              <w:t xml:space="default">4 (0.5%)</w:t>
+            </w:r>
+          </w:p>
+        </w:tc>
+        <w:tc>
+          <w:tcPr>
+            <w:tcBorders>
+              <w:top w:val="single" w:space="0" w:color="D3D3D3"/>
+              <w:bottom w:val="single" w:space="0" w:color="D3D3D3"/>
+              <w:start w:val="single" w:space="0" w:color="D3D3D3"/>
+              <w:end w:val="single" w:space="0" w:color="D3D3D3"/>
+            </w:tcBorders>
+          </w:tcPr>
+          <w:p>
+            <w:pPr>
+              <w:spacing w:before="0" w:after="60"/>
+              <w:keepNext/>
+              <w:jc w:val="center"/>
+            </w:pPr>
+            <w:r>
+              <w:rPr>
+                <w:rFonts w:ascii="Calibri" w:hAnsi="Calibri"/>
+                <w:sz w:val="20"/>
+              </w:rPr>
+              <w:t xml:space="default">4 (0.4%)</w:t>
+            </w:r>
+          </w:p>
+        </w:tc>
+        <w:tc>
+          <w:tcPr>
+            <w:tcBorders>
+              <w:top w:val="single" w:space="0" w:color="D3D3D3"/>
+              <w:bottom w:val="single" w:space="0" w:color="D3D3D3"/>
+              <w:start w:val="single" w:space="0" w:color="D3D3D3"/>
+              <w:end w:val="single" w:space="0" w:color="D3D3D3"/>
+            </w:tcBorders>
+          </w:tcPr>
+          <w:p>
+            <w:pPr>
+              <w:spacing w:before="0" w:after="60"/>
+              <w:keepNext/>
+              <w:jc w:val="center"/>
+            </w:pPr>
+            <w:r>
+              <w:rPr>
+                <w:rFonts w:ascii="Calibri" w:hAnsi="Calibri"/>
+                <w:sz w:val="20"/>
+              </w:rPr>
+              <w:t xml:space="default"/>
+            </w:r>
+          </w:p>
+        </w:tc>
+      </w:tr>
+      <w:tr>
+        <w:trPr>
+          <w:cantSplit/>
+        </w:trPr>
+        <w:tc>
+          <w:tcPr>
+            <w:gridSpan w:val="5"/>
+          </w:tcPr>
+          <w:p>
+            <w:pPr>
+              <w:spacing w:before="0" w:after="60"/>
+              <w:keepNext/>
+            </w:pPr>
+            <w:r>
+              <w:rPr>
+                <w:vertAlign w:val="superscript"/>
+                <w:i/>
+                <w:rFonts w:ascii="Calibri" w:hAnsi="Calibri"/>
+                <w:sz w:val="20"/>
+              </w:rPr>
+              <w:t xml:space="default">1</w:t>
+            </w:r>
+            <w:r>
+              <w:rPr>
+                <w:rFonts w:ascii="Calibri" w:hAnsi="Calibri"/>
+                <w:sz w:val="20"/>
+              </w:rPr>
+              <w:t xml:space="preserve">n (%)</w:t>
+            </w:r>
+          </w:p>
+        </w:tc>
+      </w:tr>
+      <w:tr>
+        <w:trPr>
+          <w:cantSplit/>
+        </w:trPr>
+        <w:tc>
+          <w:tcPr>
+            <w:gridSpan w:val="5"/>
+          </w:tcPr>
+          <w:p>
+            <w:pPr>
+              <w:spacing w:before="0" w:after="60"/>
+              <w:keepNext/>
+            </w:pPr>
+            <w:r>
+              <w:rPr>
+                <w:vertAlign w:val="superscript"/>
+                <w:i/>
+                <w:rFonts w:ascii="Calibri" w:hAnsi="Calibri"/>
+                <w:sz w:val="20"/>
+              </w:rPr>
+              <w:t xml:space="default">2</w:t>
+            </w:r>
+            <w:r>
+              <w:rPr>
+                <w:rFonts w:ascii="Calibri" w:hAnsi="Calibri"/>
+                <w:sz w:val="20"/>
+              </w:rPr>
+              <w:t xml:space="preserve">Pearson's Chi-squared test</w:t>
+            </w:r>
+          </w:p>
+        </w:tc>
+      </w:tr>
+    </w:tbl>
+    <w:bookmarkEnd w:id="23"/>
     <w:sectPr/>
   </w:body>
 </w:document>
